--- a/atelier/atelier_031.docx
+++ b/atelier/atelier_031.docx
@@ -832,7 +832,7 @@
         </w:numPr>
       </w:pPr>
       <w:r>
-        <w:t xml:space="preserve">(5 min) Planifier la première — on cale la date de la première DevOps Review (qui sera animée à l'atelier suivant #32).</w:t>
+        <w:t xml:space="preserve">(5 min) Planifier la première — on cale la date de la première DevOps Review (qui sera animée à l'atelier suivant).</w:t>
       </w:r>
     </w:p>
     <w:p>
@@ -904,7 +904,7 @@
         <w:spacing w:after="120"/>
       </w:pPr>
       <w:r>
-        <w:t xml:space="preserve">La squad a un format de DevOps Review clair, pilotable, orienté action, avec un petit jeu d'indicateurs DORA issus de GitLab et un rythme tenable. L'équipe sait expliquer à quoi sert cette review et en quoi elle diffère d'une rétro. La première session est planifiée — prête à être animée pour produire ses premières actions concrètes (atelier #32).</w:t>
+        <w:t xml:space="preserve">La squad a un format de DevOps Review clair, pilotable, orienté action, avec un petit jeu d'indicateurs DORA issus de GitLab et un rythme tenable. L'équipe sait expliquer à quoi sert cette review et en quoi elle diffère d'une rétro. La première session est planifiée — prête à être animée pour produire ses premières actions concrètes.</w:t>
       </w:r>
     </w:p>
     <w:sectPr>
